--- a/backend/templates/anonymes_profil_master.docx
+++ b/backend/templates/anonymes_profil_master.docx
@@ -486,7 +486,7 @@
           <w:szCs w:val="20"/>
           <w:u w:val="single"/>
         </w:rPr>
-        <w:t>Kurzprofil</w:t>
+        <w:t>Über die Person</w:t>
       </w:r>
     </w:p>
     <w:p>

--- a/backend/templates/anonymes_profil_master.docx
+++ b/backend/templates/anonymes_profil_master.docx
@@ -486,7 +486,7 @@
           <w:szCs w:val="20"/>
           <w:u w:val="single"/>
         </w:rPr>
-        <w:t>Über die Person</w:t>
+        <w:t>Kurzprofil</w:t>
       </w:r>
     </w:p>
     <w:p>

--- a/backend/templates/anonymes_profil_master.docx
+++ b/backend/templates/anonymes_profil_master.docx
@@ -1572,7 +1572,7 @@
               <w:rFonts w:ascii="Arial" w:hAnsi="Arial" w:cs="Arial"/>
               <w:b/>
               <w:bCs/>
-              <w:color w:val="CB8F17"/>
+              <w:color w:val="5A6C8A"/>
               <w:lang w:val="en-US"/>
             </w:rPr>
           </w:pPr>
@@ -1641,7 +1641,7 @@
         <w:rFonts w:ascii="Arial" w:hAnsi="Arial" w:cs="Arial"/>
         <w:b/>
         <w:bCs/>
-        <w:color w:val="CB8F17"/>
+        <w:color w:val="5A6C8A"/>
         <w:lang w:val="en-US"/>
       </w:rPr>
     </w:pPr>
@@ -1651,7 +1651,7 @@
         <w:b/>
         <w:bCs/>
         <w:noProof/>
-        <w:color w:val="CB8F17"/>
+        <w:color w:val="5A6C8A"/>
         <w:lang w:eastAsia="de-DE"/>
       </w:rPr>
       <mc:AlternateContent>
@@ -1683,7 +1683,7 @@
                         <a:avLst/>
                       </a:prstGeom>
                       <a:solidFill>
-                        <a:srgbClr val="212C43"/>
+                        <a:srgbClr val="001C4A"/>
                       </a:solidFill>
                       <a:ln>
                         <a:noFill/>
@@ -1738,7 +1738,7 @@
         <w:rFonts w:ascii="Arial" w:hAnsi="Arial" w:cs="Arial"/>
         <w:b/>
         <w:bCs/>
-        <w:color w:val="CB8F17"/>
+        <w:color w:val="5A6C8A"/>
         <w:lang w:val="en-US"/>
       </w:rPr>
     </w:pPr>
@@ -1750,7 +1750,7 @@
         <w:rFonts w:ascii="Arial" w:hAnsi="Arial" w:cs="Arial"/>
         <w:b/>
         <w:bCs/>
-        <w:color w:val="CB8F17"/>
+        <w:color w:val="5A6C8A"/>
         <w:lang w:val="en-US"/>
       </w:rPr>
     </w:pPr>
@@ -1759,7 +1759,7 @@
         <w:rFonts w:ascii="Arial" w:hAnsi="Arial" w:cs="Arial"/>
         <w:b/>
         <w:bCs/>
-        <w:color w:val="CB8F17"/>
+        <w:color w:val="5A6C8A"/>
         <w:lang w:val="en-US"/>
       </w:rPr>
       <w:tab/>
